--- a/discovery_extension/sleep_submission_evidence_v1/tables/word/table4_outcome_side_pairs.docx
+++ b/discovery_extension/sleep_submission_evidence_v1/tables/word/table4_outcome_side_pairs.docx
@@ -4901,7 +4901,7 @@
     </w:tbl>
     <w:p>
       <w:r>
-        <w:t>Match: E = exact definition; C = comparable definition. All 23 reuse the sleep GWAS. None is fully independent two-trait replication. Threshold: 0.05/217. Heterogeneity assumes zero estimator covariance; seven nominal flags are not a family-corrected count. Full precision labels and 95% intervals remain in TSV.</w:t>
+        <w:t>Match: E = exact definition; C = comparable definition. All 23 reuse the sleep GWAS. None is fully independent two-trait replication. Threshold: 0.05/217. Heterogeneity assumes zero estimator covariance; seven nominal flags are not a family-corrected count. Archived-precision qualifications and 95% intervals remain in TSV.</w:t>
       </w:r>
     </w:p>
     <w:p>
